--- a/assets/docx/with_author.docx
+++ b/assets/docx/with_author.docx
@@ -15,7 +15,7 @@
         <w:pStyle w:val="Subtitle"/>
       </w:pPr>
       <w:r>
-        <w:t xml:space="preserve">Tester, 02/22/26</w:t>
+        <w:t xml:space="preserve">Tester, 04/09/26</w:t>
       </w:r>
     </w:p>
     <w:p>

--- a/assets/docx/with_author.docx
+++ b/assets/docx/with_author.docx
@@ -15,7 +15,7 @@
         <w:pStyle w:val="Subtitle"/>
       </w:pPr>
       <w:r>
-        <w:t xml:space="preserve">Tester, 04/09/26</w:t>
+        <w:t xml:space="preserve">Tester, Tuesday, April 14, 2026</w:t>
       </w:r>
     </w:p>
     <w:p>
@@ -553,7 +553,7 @@
       <w:rFonts w:ascii="Montserrat" w:hAnsi="Montserrat"/>
       <w:sz w:val="24"/>
       <w:szCs w:val="24"/>
-      <w:lang w:val="en-US"/>
+      <w:lang w:val="fr-FR"/>
     </w:rPr>
   </w:style>
   <w:style w:styleId="Heading1" w:type="paragraph">

--- a/assets/docx/with_author.docx
+++ b/assets/docx/with_author.docx
@@ -15,7 +15,7 @@
         <w:pStyle w:val="Subtitle"/>
       </w:pPr>
       <w:r>
-        <w:t xml:space="preserve">Tester, Tuesday, April 14, 2026</w:t>
+        <w:t xml:space="preserve">Bob, Tuesday, April 14, 2026</w:t>
       </w:r>
     </w:p>
     <w:p>

--- a/assets/docx/with_author.docx
+++ b/assets/docx/with_author.docx
@@ -15,7 +15,15 @@
         <w:pStyle w:val="Subtitle"/>
       </w:pPr>
       <w:r>
-        <w:t xml:space="preserve">Tester, Friday, June  5, 2026</w:t>
+        <w:t xml:space="preserve">Tester</w:t>
+      </w:r>
+    </w:p>
+    <w:p>
+      <w:pPr>
+        <w:pStyle w:val="Subtitle"/>
+      </w:pPr>
+      <w:r>
+        <w:t xml:space="preserve">Monday, June 29, 2026</w:t>
       </w:r>
     </w:p>
     <w:p>
